--- a/shablonlar/chora/hayfsan_tartib.docx
+++ b/shablonlar/chora/hayfsan_tartib.docx
@@ -2198,7 +2198,7 @@
           <w:iCs/>
           <w:lang w:val="uz-Cyrl-UZ"/>
         </w:rPr>
-        <w:t xml:space="preserve">dekan Farmoyishi,kurs koordinatori {{KOORDINATORLAR_NING}} bildirishnomasi</w:t>
+        <w:t xml:space="preserve">{{ASOS}}, </w:t>
       </w:r>
       <w:r>
         <w:rPr>
@@ -2246,7 +2246,7 @@
           <w:iCs/>
           <w:lang w:val="uz-Cyrl-UZ"/>
         </w:rPr>
-        <w:t xml:space="preserve">,</w:t>
+        <w:t xml:space="preserve"/>
       </w:r>
       <w:r>
         <w:rPr>
@@ -2254,7 +2254,7 @@
           <w:iCs/>
           <w:lang w:val="uz-Cyrl-UZ"/>
         </w:rPr>
-        <w:t xml:space="preserve"> Talaba</w:t>
+        <w:t xml:space="preserve"/>
       </w:r>
       <w:r>
         <w:rPr>
@@ -2262,7 +2262,7 @@
           <w:iCs/>
           <w:lang w:val="uz-Cyrl-UZ"/>
         </w:rPr>
-        <w:t>lar</w:t>
+        <w:t xml:space="preserve"/>
       </w:r>
       <w:r>
         <w:rPr>
@@ -2270,7 +2270,7 @@
           <w:iCs/>
           <w:lang w:val="uz-Cyrl-UZ"/>
         </w:rPr>
-        <w:t xml:space="preserve">ning </w:t>
+        <w:t xml:space="preserve"/>
       </w:r>
       <w:r>
         <w:rPr>
@@ -2278,7 +2278,7 @@
           <w:iCs/>
           <w:lang w:val="uz-Cyrl-UZ"/>
         </w:rPr>
-        <w:t>tushuntrish xat</w:t>
+        <w:t xml:space="preserve"/>
       </w:r>
       <w:bookmarkStart w:id="2" w:name="_GoBack"/>
       <w:bookmarkEnd w:id="2"/>
@@ -2288,7 +2288,7 @@
           <w:iCs/>
           <w:lang w:val="uz-Cyrl-UZ"/>
         </w:rPr>
-        <w:t>i</w:t>
+        <w:t xml:space="preserve"/>
       </w:r>
       <w:r>
         <w:rPr>
@@ -2296,7 +2296,7 @@
           <w:iCs/>
           <w:lang w:val="uz-Cyrl-UZ"/>
         </w:rPr>
-        <w:t>, talaba</w:t>
+        <w:t xml:space="preserve">talaba</w:t>
       </w:r>
       <w:r>
         <w:rPr>
